--- a/ind/docx/003.content.docx
+++ b/ind/docx/003.content.docx
@@ -128,19 +128,6 @@
           <w:lang w:val="id_ID" w:bidi="id_ID"/>
         </w:rPr>
         <w:t>B</w:t>
-      </w:r>
-      <w:r>
-        <w:rPr>
-          <w:lang w:val="id_ID" w:bidi="id_ID"/>
-        </w:rPr>
-      </w:r>
-    </w:p>
-    <w:p>
-      <w:pPr/>
-      <w:r>
-        <w:rPr>
-          <w:lang w:val="id_ID" w:bidi="id_ID"/>
-        </w:rPr>
       </w:r>
       <w:r>
         <w:rPr>

--- a/ind/docx/003.content.docx
+++ b/ind/docx/003.content.docx
@@ -19,7 +19,7 @@
         <w:rPr>
           <w:lang w:val="id_ID" w:bidi="id_ID"/>
         </w:rPr>
-        <w:t>Resource: Istilah Kunci (unfoldingWord)</w:t>
+        <w:t>Resource: unfoldingWord® Translation Words</w:t>
       </w:r>
       <w:r>
         <w:rPr>
@@ -90,7 +90,7 @@
         <w:rPr>
           <w:lang w:val="id_ID" w:bidi="id_ID"/>
         </w:rPr>
-        <w:t>Istilah Kunci (unfoldingWord)</w:t>
+        <w:t>unfoldingWord® Translation Words</w:t>
       </w:r>
     </w:p>
     <w:p>

--- a/ind/docx/003.content.docx
+++ b/ind/docx/003.content.docx
@@ -21662,6 +21662,1239 @@
         <w:rPr>
           <w:lang w:val="id_ID" w:bidi="id_ID"/>
         </w:rPr>
+        <w:t>Betania</w:t>
+      </w:r>
+      <w:r>
+        <w:rPr>
+          <w:lang w:val="id_ID" w:bidi="id_ID"/>
+        </w:rPr>
+      </w:r>
+    </w:p>
+    <w:p>
+      <w:pPr>
+        <w:pStyle w:val="Heading3"/>
+      </w:pPr>
+      <w:r>
+        <w:rPr>
+          <w:lang w:val="id_ID" w:bidi="id_ID"/>
+        </w:rPr>
+        <w:t>Fakta-faktas:</w:t>
+      </w:r>
+    </w:p>
+    <w:p>
+      <w:pPr/>
+      <w:r>
+        <w:rPr>
+          <w:lang w:val="id_ID" w:bidi="id_ID"/>
+        </w:rPr>
+      </w:r>
+      <w:r>
+        <w:rPr>
+          <w:lang w:val="id_ID" w:bidi="id_ID"/>
+        </w:rPr>
+        <w:t>Kota Betania terletak di kaki lereng timur Bukit Zaitun, sekitar 2 mil sebelah timur Yerusalem.</w:t>
+      </w:r>
+    </w:p>
+    <w:p>
+      <w:pPr>
+        <w:pStyle w:val="ListBullet"/>
+        <w:spacing w:line="240" w:lineRule="auto"/>
+        <w:ind w:left="720"/>
+      </w:pPr>
+      <w:r>
+        <w:rPr>
+          <w:lang w:val="id_ID" w:bidi="id_ID"/>
+        </w:rPr>
+      </w:r>
+      <w:r>
+        <w:rPr>
+          <w:lang w:val="id_ID" w:bidi="id_ID"/>
+        </w:rPr>
+        <w:t>Betania terletak di dekat jalan antara Yerusalem dan Yerikho.</w:t>
+      </w:r>
+    </w:p>
+    <w:p>
+      <w:pPr>
+        <w:pStyle w:val="ListBullet"/>
+        <w:spacing w:line="240" w:lineRule="auto"/>
+        <w:ind w:left="720"/>
+      </w:pPr>
+      <w:r>
+        <w:rPr>
+          <w:lang w:val="id_ID" w:bidi="id_ID"/>
+        </w:rPr>
+      </w:r>
+      <w:r>
+        <w:rPr>
+          <w:lang w:val="id_ID" w:bidi="id_ID"/>
+        </w:rPr>
+        <w:t>Yesus sering mengunjungi Betania tempat tinggal teman dekatnya Lazarus, Marta, dan Maria.</w:t>
+      </w:r>
+    </w:p>
+    <w:p>
+      <w:pPr>
+        <w:pStyle w:val="ListBullet"/>
+        <w:spacing w:line="240" w:lineRule="auto"/>
+        <w:ind w:left="720"/>
+      </w:pPr>
+      <w:r>
+        <w:rPr>
+          <w:lang w:val="id_ID" w:bidi="id_ID"/>
+        </w:rPr>
+      </w:r>
+      <w:r>
+        <w:rPr>
+          <w:lang w:val="id_ID" w:bidi="id_ID"/>
+        </w:rPr>
+        <w:t>Betania khususnya dikenal sebagai tempat Yesus membangkitkan Lazarus dari kematian.</w:t>
+      </w:r>
+    </w:p>
+    <w:p>
+      <w:pPr/>
+      <w:r>
+        <w:rPr>
+          <w:lang w:val="id_ID" w:bidi="id_ID"/>
+        </w:rPr>
+      </w:r>
+      <w:r>
+        <w:rPr>
+          <w:lang w:val="id_ID" w:bidi="id_ID"/>
+        </w:rPr>
+        <w:t>(Saran Penerjemahan: Cara Menerjemahkan Nama)</w:t>
+      </w:r>
+    </w:p>
+    <w:p>
+      <w:pPr/>
+      <w:r>
+        <w:rPr>
+          <w:lang w:val="id_ID" w:bidi="id_ID"/>
+        </w:rPr>
+      </w:r>
+      <w:r>
+        <w:rPr>
+          <w:lang w:val="id_ID" w:bidi="id_ID"/>
+        </w:rPr>
+        <w:t xml:space="preserve">(Lihat juga: </w:t>
+      </w:r>
+      <w:r>
+        <w:rPr>
+          <w:lang w:val="id_ID" w:bidi="id_ID"/>
+        </w:rPr>
+        <w:t>Yerikho</w:t>
+      </w:r>
+      <w:r>
+        <w:rPr>
+          <w:lang w:val="id_ID" w:bidi="id_ID"/>
+        </w:rPr>
+        <w:t xml:space="preserve">, </w:t>
+      </w:r>
+      <w:r>
+        <w:rPr>
+          <w:lang w:val="id_ID" w:bidi="id_ID"/>
+        </w:rPr>
+        <w:t>Yerusalem</w:t>
+      </w:r>
+      <w:r>
+        <w:rPr>
+          <w:lang w:val="id_ID" w:bidi="id_ID"/>
+        </w:rPr>
+        <w:t xml:space="preserve">, </w:t>
+      </w:r>
+      <w:r>
+        <w:rPr>
+          <w:lang w:val="id_ID" w:bidi="id_ID"/>
+        </w:rPr>
+        <w:t>Lazarus</w:t>
+      </w:r>
+      <w:r>
+        <w:rPr>
+          <w:lang w:val="id_ID" w:bidi="id_ID"/>
+        </w:rPr>
+        <w:t xml:space="preserve">, </w:t>
+      </w:r>
+      <w:r>
+        <w:rPr>
+          <w:lang w:val="id_ID" w:bidi="id_ID"/>
+        </w:rPr>
+        <w:t>Marta</w:t>
+      </w:r>
+      <w:r>
+        <w:rPr>
+          <w:lang w:val="id_ID" w:bidi="id_ID"/>
+        </w:rPr>
+        <w:t xml:space="preserve">, </w:t>
+      </w:r>
+      <w:r>
+        <w:rPr>
+          <w:lang w:val="id_ID" w:bidi="id_ID"/>
+        </w:rPr>
+        <w:t>Maria (saudara Marta)</w:t>
+      </w:r>
+      <w:r>
+        <w:rPr>
+          <w:lang w:val="id_ID" w:bidi="id_ID"/>
+        </w:rPr>
+        <w:t xml:space="preserve">, </w:t>
+      </w:r>
+      <w:r>
+        <w:rPr>
+          <w:lang w:val="id_ID" w:bidi="id_ID"/>
+        </w:rPr>
+        <w:t>Bukit Zaitun</w:t>
+      </w:r>
+      <w:r>
+        <w:rPr>
+          <w:lang w:val="id_ID" w:bidi="id_ID"/>
+        </w:rPr>
+        <w:t>)</w:t>
+      </w:r>
+    </w:p>
+    <w:p>
+      <w:pPr>
+        <w:pStyle w:val="Heading3"/>
+      </w:pPr>
+      <w:r>
+        <w:rPr>
+          <w:lang w:val="id_ID" w:bidi="id_ID"/>
+        </w:rPr>
+        <w:t>Referensi Alkitab:</w:t>
+      </w:r>
+    </w:p>
+    <w:p>
+      <w:pPr>
+        <w:pStyle w:val="ListBullet"/>
+        <w:spacing w:line="240" w:lineRule="auto"/>
+        <w:ind w:left="720"/>
+      </w:pPr>
+      <w:r>
+        <w:rPr>
+          <w:lang w:val="id_ID" w:bidi="id_ID"/>
+        </w:rPr>
+      </w:r>
+      <w:hyperlink r:id="rId198">
+        <w:r>
+          <w:rPr>
+            <w:lang w:val="id_ID" w:bidi="id_ID"/>
+          </w:rPr>
+          <w:rPr>
+            <w:color w:val="0000EE"/>
+            <w:u w:val="single"/>
+          </w:rPr>
+          <w:t>Yohanes 1:26–28</w:t>
+        </w:r>
+      </w:hyperlink>
+    </w:p>
+    <w:p>
+      <w:pPr>
+        <w:pStyle w:val="ListBullet"/>
+        <w:spacing w:line="240" w:lineRule="auto"/>
+        <w:ind w:left="720"/>
+      </w:pPr>
+      <w:r>
+        <w:rPr>
+          <w:lang w:val="id_ID" w:bidi="id_ID"/>
+        </w:rPr>
+      </w:r>
+      <w:hyperlink r:id="rId199">
+        <w:r>
+          <w:rPr>
+            <w:lang w:val="id_ID" w:bidi="id_ID"/>
+          </w:rPr>
+          <w:rPr>
+            <w:color w:val="0000EE"/>
+            <w:u w:val="single"/>
+          </w:rPr>
+          <w:t>Lukas 24:50–51</w:t>
+        </w:r>
+      </w:hyperlink>
+    </w:p>
+    <w:p>
+      <w:pPr>
+        <w:pStyle w:val="ListBullet"/>
+        <w:spacing w:line="240" w:lineRule="auto"/>
+        <w:ind w:left="720"/>
+      </w:pPr>
+      <w:r>
+        <w:rPr>
+          <w:lang w:val="id_ID" w:bidi="id_ID"/>
+        </w:rPr>
+      </w:r>
+      <w:hyperlink r:id="rId200">
+        <w:r>
+          <w:rPr>
+            <w:lang w:val="id_ID" w:bidi="id_ID"/>
+          </w:rPr>
+          <w:rPr>
+            <w:color w:val="0000EE"/>
+            <w:u w:val="single"/>
+          </w:rPr>
+          <w:t>Markus 11:1</w:t>
+        </w:r>
+      </w:hyperlink>
+    </w:p>
+    <w:p>
+      <w:pPr>
+        <w:pStyle w:val="ListBullet"/>
+        <w:spacing w:line="240" w:lineRule="auto"/>
+        <w:ind w:left="720"/>
+      </w:pPr>
+      <w:r>
+        <w:rPr>
+          <w:lang w:val="id_ID" w:bidi="id_ID"/>
+        </w:rPr>
+      </w:r>
+      <w:hyperlink r:id="rId201">
+        <w:r>
+          <w:rPr>
+            <w:lang w:val="id_ID" w:bidi="id_ID"/>
+          </w:rPr>
+          <w:rPr>
+            <w:color w:val="0000EE"/>
+            <w:u w:val="single"/>
+          </w:rPr>
+          <w:t>Matius 21:15–17</w:t>
+        </w:r>
+      </w:hyperlink>
+    </w:p>
+    <w:p>
+      <w:pPr>
+        <w:pStyle w:val="Heading3"/>
+      </w:pPr>
+      <w:r>
+        <w:rPr>
+          <w:lang w:val="id_ID" w:bidi="id_ID"/>
+        </w:rPr>
+        <w:t>Data Kata:</w:t>
+      </w:r>
+    </w:p>
+    <w:p>
+      <w:pPr>
+        <w:pStyle w:val="ListBullet"/>
+        <w:spacing w:line="240" w:lineRule="auto"/>
+        <w:ind w:left="720"/>
+      </w:pPr>
+      <w:r>
+        <w:rPr>
+          <w:lang w:val="id_ID" w:bidi="id_ID"/>
+        </w:rPr>
+      </w:r>
+      <w:r>
+        <w:rPr>
+          <w:lang w:val="id_ID" w:bidi="id_ID"/>
+        </w:rPr>
+        <w:t>Strong’s: G09630</w:t>
+      </w:r>
+      <w:r>
+        <w:rPr>
+          <w:lang w:val="id_ID" w:bidi="id_ID"/>
+        </w:rPr>
+      </w:r>
+      <w:r>
+        <w:rPr>
+          <w:lang w:val="id_ID" w:bidi="id_ID"/>
+        </w:rPr>
+      </w:r>
+    </w:p>
+    <w:p>
+      <w:pPr/>
+      <w:r>
+        <w:rPr>
+          <w:lang w:val="id_ID" w:bidi="id_ID"/>
+        </w:rPr>
+      </w:r>
+    </w:p>
+    <w:p>
+      <w:pPr>
+        <w:pStyle w:val="Heading2"/>
+      </w:pPr>
+      <w:r>
+        <w:rPr>
+          <w:lang w:val="id_ID" w:bidi="id_ID"/>
+        </w:rPr>
+        <w:t>Betel</w:t>
+      </w:r>
+      <w:r>
+        <w:rPr>
+          <w:lang w:val="id_ID" w:bidi="id_ID"/>
+        </w:rPr>
+      </w:r>
+    </w:p>
+    <w:p>
+      <w:pPr>
+        <w:pStyle w:val="Heading3"/>
+      </w:pPr>
+      <w:r>
+        <w:rPr>
+          <w:lang w:val="id_ID" w:bidi="id_ID"/>
+        </w:rPr>
+        <w:t>Fakta-fakta:</w:t>
+      </w:r>
+    </w:p>
+    <w:p>
+      <w:pPr/>
+      <w:r>
+        <w:rPr>
+          <w:lang w:val="id_ID" w:bidi="id_ID"/>
+        </w:rPr>
+      </w:r>
+      <w:r>
+        <w:rPr>
+          <w:lang w:val="id_ID" w:bidi="id_ID"/>
+        </w:rPr>
+        <w:t>Betel adalah sebuah kota yang terletak di utara Yerusalem di tanah Kanaan. Sebelumnya disebut “Luz.”</w:t>
+      </w:r>
+    </w:p>
+    <w:p>
+      <w:pPr>
+        <w:pStyle w:val="ListBullet"/>
+        <w:spacing w:line="240" w:lineRule="auto"/>
+        <w:ind w:left="720"/>
+      </w:pPr>
+      <w:r>
+        <w:rPr>
+          <w:lang w:val="id_ID" w:bidi="id_ID"/>
+        </w:rPr>
+      </w:r>
+      <w:r>
+        <w:rPr>
+          <w:lang w:val="id_ID" w:bidi="id_ID"/>
+        </w:rPr>
+        <w:t>Setelah menerima janji Tuhan untuk pertama kalinya, Abram (Abraham) membangun mezbah Tuhan di dekat Betel. Nama kota sebenarnya pada waktu itu belum bernama Betel, tetapi biasanya disebut dengan “Betel”, nama yang lebih dikenal.</w:t>
+      </w:r>
+    </w:p>
+    <w:p>
+      <w:pPr>
+        <w:pStyle w:val="ListBullet"/>
+        <w:spacing w:line="240" w:lineRule="auto"/>
+        <w:ind w:left="720"/>
+      </w:pPr>
+      <w:r>
+        <w:rPr>
+          <w:lang w:val="id_ID" w:bidi="id_ID"/>
+        </w:rPr>
+      </w:r>
+      <w:r>
+        <w:rPr>
+          <w:lang w:val="id_ID" w:bidi="id_ID"/>
+        </w:rPr>
+        <w:t>Ketika melarikan diri dari saudaranya Esau, Yakub bermalam di dekat kota ini dan tidur di luar rumah di atas tanah di sana. Saat ia sedang tidur, ia bermimpi melihat bidadari sedang naik turun tangga menuju surga.</w:t>
+      </w:r>
+    </w:p>
+    <w:p>
+      <w:pPr>
+        <w:pStyle w:val="ListBullet"/>
+        <w:spacing w:line="240" w:lineRule="auto"/>
+        <w:ind w:left="720"/>
+      </w:pPr>
+      <w:r>
+        <w:rPr>
+          <w:lang w:val="id_ID" w:bidi="id_ID"/>
+        </w:rPr>
+      </w:r>
+      <w:r>
+        <w:rPr>
+          <w:lang w:val="id_ID" w:bidi="id_ID"/>
+        </w:rPr>
+        <w:t>Kota ini baru diberi nama “Betel” setelah Yakub menamakannya demikian. Untuk memperjelas hal ini, beberapa terjemahan mungkin menerjemahkannya sebagai “Luz (kemudian disebut Betel)” dalam ayat-ayat tentang Abraham, serta ketika Yakub pertama kali tiba di sana (sebelum dia mengubah namanya).</w:t>
+      </w:r>
+    </w:p>
+    <w:p>
+      <w:pPr>
+        <w:pStyle w:val="ListBullet"/>
+        <w:spacing w:line="240" w:lineRule="auto"/>
+        <w:ind w:left="720"/>
+      </w:pPr>
+      <w:r>
+        <w:rPr>
+          <w:lang w:val="id_ID" w:bidi="id_ID"/>
+        </w:rPr>
+      </w:r>
+      <w:r>
+        <w:rPr>
+          <w:lang w:val="id_ID" w:bidi="id_ID"/>
+        </w:rPr>
+        <w:t>Betel sering disebutkan dalam Perjanjian Lama dan merupakan tempat terjadinya banyak peristiwa penting.</w:t>
+      </w:r>
+    </w:p>
+    <w:p>
+      <w:pPr/>
+      <w:r>
+        <w:rPr>
+          <w:lang w:val="id_ID" w:bidi="id_ID"/>
+        </w:rPr>
+      </w:r>
+      <w:r>
+        <w:rPr>
+          <w:lang w:val="id_ID" w:bidi="id_ID"/>
+        </w:rPr>
+        <w:t>(Saran Pnerjemahan: Cara Menerjemahkan Nama)</w:t>
+      </w:r>
+    </w:p>
+    <w:p>
+      <w:pPr/>
+      <w:r>
+        <w:rPr>
+          <w:lang w:val="id_ID" w:bidi="id_ID"/>
+        </w:rPr>
+      </w:r>
+      <w:r>
+        <w:rPr>
+          <w:lang w:val="id_ID" w:bidi="id_ID"/>
+        </w:rPr>
+        <w:t xml:space="preserve">(Lihat juga: </w:t>
+      </w:r>
+      <w:r>
+        <w:rPr>
+          <w:lang w:val="id_ID" w:bidi="id_ID"/>
+        </w:rPr>
+        <w:t>Abraham</w:t>
+      </w:r>
+      <w:r>
+        <w:rPr>
+          <w:lang w:val="id_ID" w:bidi="id_ID"/>
+        </w:rPr>
+        <w:t xml:space="preserve">, </w:t>
+      </w:r>
+      <w:r>
+        <w:rPr>
+          <w:lang w:val="id_ID" w:bidi="id_ID"/>
+        </w:rPr>
+        <w:t>altar</w:t>
+      </w:r>
+      <w:r>
+        <w:rPr>
+          <w:lang w:val="id_ID" w:bidi="id_ID"/>
+        </w:rPr>
+        <w:t xml:space="preserve">, </w:t>
+      </w:r>
+      <w:r>
+        <w:rPr>
+          <w:lang w:val="id_ID" w:bidi="id_ID"/>
+        </w:rPr>
+        <w:t>Yakub</w:t>
+      </w:r>
+      <w:r>
+        <w:rPr>
+          <w:lang w:val="id_ID" w:bidi="id_ID"/>
+        </w:rPr>
+        <w:t xml:space="preserve">, </w:t>
+      </w:r>
+      <w:r>
+        <w:rPr>
+          <w:lang w:val="id_ID" w:bidi="id_ID"/>
+        </w:rPr>
+        <w:t>Yerusalem</w:t>
+      </w:r>
+      <w:r>
+        <w:rPr>
+          <w:lang w:val="id_ID" w:bidi="id_ID"/>
+        </w:rPr>
+        <w:t>)</w:t>
+      </w:r>
+    </w:p>
+    <w:p>
+      <w:pPr>
+        <w:pStyle w:val="Heading3"/>
+      </w:pPr>
+      <w:r>
+        <w:rPr>
+          <w:lang w:val="id_ID" w:bidi="id_ID"/>
+        </w:rPr>
+        <w:t>Referensi Alkitab:</w:t>
+      </w:r>
+    </w:p>
+    <w:p>
+      <w:pPr>
+        <w:pStyle w:val="ListBullet"/>
+        <w:spacing w:line="240" w:lineRule="auto"/>
+        <w:ind w:left="720"/>
+      </w:pPr>
+      <w:r>
+        <w:rPr>
+          <w:lang w:val="id_ID" w:bidi="id_ID"/>
+        </w:rPr>
+      </w:r>
+      <w:hyperlink r:id="rId202">
+        <w:r>
+          <w:rPr>
+            <w:lang w:val="id_ID" w:bidi="id_ID"/>
+          </w:rPr>
+          <w:rPr>
+            <w:color w:val="0000EE"/>
+            <w:u w:val="single"/>
+          </w:rPr>
+          <w:t>Kejadian 12:8–9</w:t>
+        </w:r>
+      </w:hyperlink>
+    </w:p>
+    <w:p>
+      <w:pPr>
+        <w:pStyle w:val="ListBullet"/>
+        <w:spacing w:line="240" w:lineRule="auto"/>
+        <w:ind w:left="720"/>
+      </w:pPr>
+      <w:r>
+        <w:rPr>
+          <w:lang w:val="id_ID" w:bidi="id_ID"/>
+        </w:rPr>
+      </w:r>
+      <w:hyperlink r:id="rId203">
+        <w:r>
+          <w:rPr>
+            <w:lang w:val="id_ID" w:bidi="id_ID"/>
+          </w:rPr>
+          <w:rPr>
+            <w:color w:val="0000EE"/>
+            <w:u w:val="single"/>
+          </w:rPr>
+          <w:t>Kejadian 35:1</w:t>
+        </w:r>
+      </w:hyperlink>
+    </w:p>
+    <w:p>
+      <w:pPr>
+        <w:pStyle w:val="ListBullet"/>
+        <w:spacing w:line="240" w:lineRule="auto"/>
+        <w:ind w:left="720"/>
+      </w:pPr>
+      <w:r>
+        <w:rPr>
+          <w:lang w:val="id_ID" w:bidi="id_ID"/>
+        </w:rPr>
+      </w:r>
+      <w:hyperlink r:id="rId204">
+        <w:r>
+          <w:rPr>
+            <w:lang w:val="id_ID" w:bidi="id_ID"/>
+          </w:rPr>
+          <w:rPr>
+            <w:color w:val="0000EE"/>
+            <w:u w:val="single"/>
+          </w:rPr>
+          <w:t>Hosea 10:15</w:t>
+        </w:r>
+      </w:hyperlink>
+    </w:p>
+    <w:p>
+      <w:pPr>
+        <w:pStyle w:val="ListBullet"/>
+        <w:spacing w:line="240" w:lineRule="auto"/>
+        <w:ind w:left="720"/>
+      </w:pPr>
+      <w:r>
+        <w:rPr>
+          <w:lang w:val="id_ID" w:bidi="id_ID"/>
+        </w:rPr>
+      </w:r>
+      <w:hyperlink r:id="rId205">
+        <w:r>
+          <w:rPr>
+            <w:lang w:val="id_ID" w:bidi="id_ID"/>
+          </w:rPr>
+          <w:rPr>
+            <w:color w:val="0000EE"/>
+            <w:u w:val="single"/>
+          </w:rPr>
+          <w:t>Hakim-hakim 1:23</w:t>
+        </w:r>
+      </w:hyperlink>
+    </w:p>
+    <w:p>
+      <w:pPr>
+        <w:pStyle w:val="Heading3"/>
+      </w:pPr>
+      <w:r>
+        <w:rPr>
+          <w:lang w:val="id_ID" w:bidi="id_ID"/>
+        </w:rPr>
+        <w:t>Data Kata:</w:t>
+      </w:r>
+    </w:p>
+    <w:p>
+      <w:pPr>
+        <w:pStyle w:val="ListBullet"/>
+        <w:spacing w:line="240" w:lineRule="auto"/>
+        <w:ind w:left="720"/>
+      </w:pPr>
+      <w:r>
+        <w:rPr>
+          <w:lang w:val="id_ID" w:bidi="id_ID"/>
+        </w:rPr>
+      </w:r>
+      <w:r>
+        <w:rPr>
+          <w:lang w:val="id_ID" w:bidi="id_ID"/>
+        </w:rPr>
+        <w:t>Strong’s: H1008</w:t>
+      </w:r>
+      <w:r>
+        <w:rPr>
+          <w:lang w:val="id_ID" w:bidi="id_ID"/>
+        </w:rPr>
+      </w:r>
+      <w:r>
+        <w:rPr>
+          <w:lang w:val="id_ID" w:bidi="id_ID"/>
+        </w:rPr>
+      </w:r>
+    </w:p>
+    <w:p>
+      <w:pPr/>
+      <w:r>
+        <w:rPr>
+          <w:lang w:val="id_ID" w:bidi="id_ID"/>
+        </w:rPr>
+      </w:r>
+    </w:p>
+    <w:p>
+      <w:pPr>
+        <w:pStyle w:val="Heading2"/>
+      </w:pPr>
+      <w:r>
+        <w:rPr>
+          <w:lang w:val="id_ID" w:bidi="id_ID"/>
+        </w:rPr>
+        <w:t>Betlehem</w:t>
+      </w:r>
+      <w:r>
+        <w:rPr>
+          <w:lang w:val="id_ID" w:bidi="id_ID"/>
+        </w:rPr>
+      </w:r>
+    </w:p>
+    <w:p>
+      <w:pPr>
+        <w:pStyle w:val="Heading3"/>
+      </w:pPr>
+      <w:r>
+        <w:rPr>
+          <w:lang w:val="id_ID" w:bidi="id_ID"/>
+        </w:rPr>
+        <w:t>Fakta-fakta:</w:t>
+      </w:r>
+    </w:p>
+    <w:p>
+      <w:pPr/>
+      <w:r>
+        <w:rPr>
+          <w:lang w:val="id_ID" w:bidi="id_ID"/>
+        </w:rPr>
+      </w:r>
+      <w:r>
+        <w:rPr>
+          <w:lang w:val="id_ID" w:bidi="id_ID"/>
+        </w:rPr>
+        <w:t>Betlehem adalah sebuah kota kecil di tanah Israel, dekat kota Yerusalem. Kota ini juga dikenal sebagai “Efrata”, yang mungkin merupakan nama aslinya.</w:t>
+      </w:r>
+    </w:p>
+    <w:p>
+      <w:pPr>
+        <w:pStyle w:val="ListBullet"/>
+        <w:spacing w:line="240" w:lineRule="auto"/>
+        <w:ind w:left="720"/>
+      </w:pPr>
+      <w:r>
+        <w:rPr>
+          <w:lang w:val="id_ID" w:bidi="id_ID"/>
+        </w:rPr>
+      </w:r>
+      <w:r>
+        <w:rPr>
+          <w:lang w:val="id_ID" w:bidi="id_ID"/>
+        </w:rPr>
+        <w:t>Betlehem disebut sebagai “kota Daud” sejak Raja Daud lahir di sana.</w:t>
+      </w:r>
+    </w:p>
+    <w:p>
+      <w:pPr>
+        <w:pStyle w:val="ListBullet"/>
+        <w:spacing w:line="240" w:lineRule="auto"/>
+        <w:ind w:left="720"/>
+      </w:pPr>
+      <w:r>
+        <w:rPr>
+          <w:lang w:val="id_ID" w:bidi="id_ID"/>
+        </w:rPr>
+      </w:r>
+      <w:r>
+        <w:rPr>
+          <w:lang w:val="id_ID" w:bidi="id_ID"/>
+        </w:rPr>
+        <w:t>Nabi Mikha berkata bahwa Mesias akan datang dari “Betlehem Efrata”.</w:t>
+      </w:r>
+    </w:p>
+    <w:p>
+      <w:pPr>
+        <w:pStyle w:val="ListBullet"/>
+        <w:spacing w:line="240" w:lineRule="auto"/>
+        <w:ind w:left="720"/>
+      </w:pPr>
+      <w:r>
+        <w:rPr>
+          <w:lang w:val="id_ID" w:bidi="id_ID"/>
+        </w:rPr>
+      </w:r>
+      <w:r>
+        <w:rPr>
+          <w:lang w:val="id_ID" w:bidi="id_ID"/>
+        </w:rPr>
+        <w:t>Menggenapi nubuatan itu, Yesus lahir di Betlehem, beberapa tahun kemudian.</w:t>
+      </w:r>
+    </w:p>
+    <w:p>
+      <w:pPr>
+        <w:pStyle w:val="ListBullet"/>
+        <w:spacing w:line="240" w:lineRule="auto"/>
+        <w:ind w:left="720"/>
+      </w:pPr>
+      <w:r>
+        <w:rPr>
+          <w:lang w:val="id_ID" w:bidi="id_ID"/>
+        </w:rPr>
+      </w:r>
+      <w:r>
+        <w:rPr>
+          <w:lang w:val="id_ID" w:bidi="id_ID"/>
+        </w:rPr>
+        <w:t>Nama “Betlehem” berarti “rumah roti” atau “rumah makanan.”</w:t>
+      </w:r>
+    </w:p>
+    <w:p>
+      <w:pPr/>
+      <w:r>
+        <w:rPr>
+          <w:lang w:val="id_ID" w:bidi="id_ID"/>
+        </w:rPr>
+      </w:r>
+      <w:r>
+        <w:rPr>
+          <w:lang w:val="id_ID" w:bidi="id_ID"/>
+        </w:rPr>
+        <w:t xml:space="preserve">(Lihat juga: </w:t>
+      </w:r>
+      <w:r>
+        <w:rPr>
+          <w:lang w:val="id_ID" w:bidi="id_ID"/>
+        </w:rPr>
+        <w:t>Kaleb</w:t>
+      </w:r>
+      <w:r>
+        <w:rPr>
+          <w:lang w:val="id_ID" w:bidi="id_ID"/>
+        </w:rPr>
+        <w:t xml:space="preserve">, </w:t>
+      </w:r>
+      <w:r>
+        <w:rPr>
+          <w:lang w:val="id_ID" w:bidi="id_ID"/>
+        </w:rPr>
+        <w:t>Daud</w:t>
+      </w:r>
+      <w:r>
+        <w:rPr>
+          <w:lang w:val="id_ID" w:bidi="id_ID"/>
+        </w:rPr>
+        <w:t xml:space="preserve">, </w:t>
+      </w:r>
+      <w:r>
+        <w:rPr>
+          <w:lang w:val="id_ID" w:bidi="id_ID"/>
+        </w:rPr>
+        <w:t>Mikha</w:t>
+      </w:r>
+      <w:r>
+        <w:rPr>
+          <w:lang w:val="id_ID" w:bidi="id_ID"/>
+        </w:rPr>
+        <w:t>)</w:t>
+      </w:r>
+    </w:p>
+    <w:p>
+      <w:pPr>
+        <w:pStyle w:val="Heading3"/>
+      </w:pPr>
+      <w:r>
+        <w:rPr>
+          <w:lang w:val="id_ID" w:bidi="id_ID"/>
+        </w:rPr>
+        <w:t>Referensi Alkitab:</w:t>
+      </w:r>
+    </w:p>
+    <w:p>
+      <w:pPr>
+        <w:pStyle w:val="ListBullet"/>
+        <w:spacing w:line="240" w:lineRule="auto"/>
+        <w:ind w:left="720"/>
+      </w:pPr>
+      <w:r>
+        <w:rPr>
+          <w:lang w:val="id_ID" w:bidi="id_ID"/>
+        </w:rPr>
+      </w:r>
+      <w:hyperlink r:id="rId206">
+        <w:r>
+          <w:rPr>
+            <w:lang w:val="id_ID" w:bidi="id_ID"/>
+          </w:rPr>
+          <w:rPr>
+            <w:color w:val="0000EE"/>
+            <w:u w:val="single"/>
+          </w:rPr>
+          <w:t>Kejadian 35:16</w:t>
+        </w:r>
+      </w:hyperlink>
+    </w:p>
+    <w:p>
+      <w:pPr>
+        <w:pStyle w:val="ListBullet"/>
+        <w:spacing w:line="240" w:lineRule="auto"/>
+        <w:ind w:left="720"/>
+      </w:pPr>
+      <w:r>
+        <w:rPr>
+          <w:lang w:val="id_ID" w:bidi="id_ID"/>
+        </w:rPr>
+      </w:r>
+      <w:hyperlink r:id="rId207">
+        <w:r>
+          <w:rPr>
+            <w:lang w:val="id_ID" w:bidi="id_ID"/>
+          </w:rPr>
+          <w:rPr>
+            <w:color w:val="0000EE"/>
+            <w:u w:val="single"/>
+          </w:rPr>
+          <w:t>Yohanes 7:42</w:t>
+        </w:r>
+      </w:hyperlink>
+    </w:p>
+    <w:p>
+      <w:pPr>
+        <w:pStyle w:val="ListBullet"/>
+        <w:spacing w:line="240" w:lineRule="auto"/>
+        <w:ind w:left="720"/>
+      </w:pPr>
+      <w:r>
+        <w:rPr>
+          <w:lang w:val="id_ID" w:bidi="id_ID"/>
+        </w:rPr>
+      </w:r>
+      <w:hyperlink r:id="rId208">
+        <w:r>
+          <w:rPr>
+            <w:lang w:val="id_ID" w:bidi="id_ID"/>
+          </w:rPr>
+          <w:rPr>
+            <w:color w:val="0000EE"/>
+            <w:u w:val="single"/>
+          </w:rPr>
+          <w:t>Matius 2:6</w:t>
+        </w:r>
+      </w:hyperlink>
+    </w:p>
+    <w:p>
+      <w:pPr>
+        <w:pStyle w:val="ListBullet"/>
+        <w:spacing w:line="240" w:lineRule="auto"/>
+        <w:ind w:left="720"/>
+      </w:pPr>
+      <w:r>
+        <w:rPr>
+          <w:lang w:val="id_ID" w:bidi="id_ID"/>
+        </w:rPr>
+      </w:r>
+      <w:hyperlink r:id="rId209">
+        <w:r>
+          <w:rPr>
+            <w:lang w:val="id_ID" w:bidi="id_ID"/>
+          </w:rPr>
+          <w:rPr>
+            <w:color w:val="0000EE"/>
+            <w:u w:val="single"/>
+          </w:rPr>
+          <w:t>Matius 2:16</w:t>
+        </w:r>
+      </w:hyperlink>
+    </w:p>
+    <w:p>
+      <w:pPr>
+        <w:pStyle w:val="ListBullet"/>
+        <w:spacing w:line="240" w:lineRule="auto"/>
+        <w:ind w:left="720"/>
+      </w:pPr>
+      <w:r>
+        <w:rPr>
+          <w:lang w:val="id_ID" w:bidi="id_ID"/>
+        </w:rPr>
+      </w:r>
+      <w:hyperlink r:id="rId210">
+        <w:r>
+          <w:rPr>
+            <w:lang w:val="id_ID" w:bidi="id_ID"/>
+          </w:rPr>
+          <w:rPr>
+            <w:color w:val="0000EE"/>
+            <w:u w:val="single"/>
+          </w:rPr>
+          <w:t>Rut 1:2</w:t>
+        </w:r>
+      </w:hyperlink>
+    </w:p>
+    <w:p>
+      <w:pPr>
+        <w:pStyle w:val="ListBullet"/>
+        <w:spacing w:line="240" w:lineRule="auto"/>
+        <w:ind w:left="720"/>
+      </w:pPr>
+      <w:r>
+        <w:rPr>
+          <w:lang w:val="id_ID" w:bidi="id_ID"/>
+        </w:rPr>
+      </w:r>
+      <w:hyperlink r:id="rId211">
+        <w:r>
+          <w:rPr>
+            <w:lang w:val="id_ID" w:bidi="id_ID"/>
+          </w:rPr>
+          <w:rPr>
+            <w:color w:val="0000EE"/>
+            <w:u w:val="single"/>
+          </w:rPr>
+          <w:t>Rut 1:21</w:t>
+        </w:r>
+      </w:hyperlink>
+    </w:p>
+    <w:p>
+      <w:pPr>
+        <w:pStyle w:val="Heading3"/>
+      </w:pPr>
+      <w:r>
+        <w:rPr>
+          <w:lang w:val="id_ID" w:bidi="id_ID"/>
+        </w:rPr>
+        <w:t>Contoh dari Kisah Alkitab</w:t>
+      </w:r>
+    </w:p>
+    <w:p>
+      <w:pPr>
+        <w:pStyle w:val="ListBullet"/>
+        <w:spacing w:line="240" w:lineRule="auto"/>
+        <w:ind w:left="720"/>
+      </w:pPr>
+      <w:r>
+        <w:rPr>
+          <w:lang w:val="id_ID" w:bidi="id_ID"/>
+        </w:rPr>
+      </w:r>
+      <w:r>
+        <w:rPr>
+          <w:b/>
+          <w:lang w:val="id_ID" w:bidi="id_ID"/>
+        </w:rPr>
+        <w:t>17:2</w:t>
+      </w:r>
+      <w:r>
+        <w:rPr>
+          <w:lang w:val="id_ID" w:bidi="id_ID"/>
+        </w:rPr>
+        <w:t xml:space="preserve"> Daud adalah seorang gembala dari kota </w:t>
+      </w:r>
+      <w:r>
+        <w:rPr>
+          <w:b/>
+          <w:lang w:val="id_ID" w:bidi="id_ID"/>
+        </w:rPr>
+        <w:t>Betlehem</w:t>
+      </w:r>
+      <w:r>
+        <w:rPr>
+          <w:lang w:val="id_ID" w:bidi="id_ID"/>
+        </w:rPr>
+        <w:t>.</w:t>
+      </w:r>
+    </w:p>
+    <w:p>
+      <w:pPr>
+        <w:pStyle w:val="ListBullet"/>
+        <w:spacing w:line="240" w:lineRule="auto"/>
+        <w:ind w:left="720"/>
+      </w:pPr>
+      <w:r>
+        <w:rPr>
+          <w:lang w:val="id_ID" w:bidi="id_ID"/>
+        </w:rPr>
+      </w:r>
+      <w:r>
+        <w:rPr>
+          <w:b/>
+          <w:lang w:val="id_ID" w:bidi="id_ID"/>
+        </w:rPr>
+        <w:t>21:9</w:t>
+      </w:r>
+      <w:r>
+        <w:rPr>
+          <w:lang w:val="id_ID" w:bidi="id_ID"/>
+        </w:rPr>
+        <w:t xml:space="preserve"> Nabi Yesaya menubuatkan bahwa Mesias akan lahir dari seorang perawan. Nabi Mikha berkata bahwa dia akan dilahirkan di kota </w:t>
+      </w:r>
+      <w:r>
+        <w:rPr>
+          <w:b/>
+          <w:lang w:val="id_ID" w:bidi="id_ID"/>
+        </w:rPr>
+        <w:t>Betlehem</w:t>
+      </w:r>
+      <w:r>
+        <w:rPr>
+          <w:lang w:val="id_ID" w:bidi="id_ID"/>
+        </w:rPr>
+        <w:t>.</w:t>
+      </w:r>
+    </w:p>
+    <w:p>
+      <w:pPr>
+        <w:pStyle w:val="ListBullet"/>
+        <w:spacing w:line="240" w:lineRule="auto"/>
+        <w:ind w:left="720"/>
+      </w:pPr>
+      <w:r>
+        <w:rPr>
+          <w:lang w:val="id_ID" w:bidi="id_ID"/>
+        </w:rPr>
+      </w:r>
+      <w:r>
+        <w:rPr>
+          <w:b/>
+          <w:lang w:val="id_ID" w:bidi="id_ID"/>
+        </w:rPr>
+        <w:t>23:4</w:t>
+      </w:r>
+      <w:r>
+        <w:rPr>
+          <w:lang w:val="id_ID" w:bidi="id_ID"/>
+        </w:rPr>
+        <w:t xml:space="preserve"> Yusuf dan Maria harus menempuh perjalanan jauh dari tempat tinggal mereka di Nazareth ke </w:t>
+      </w:r>
+      <w:r>
+        <w:rPr>
+          <w:b/>
+          <w:lang w:val="id_ID" w:bidi="id_ID"/>
+        </w:rPr>
+        <w:t>Betlehem</w:t>
+      </w:r>
+      <w:r>
+        <w:rPr>
+          <w:lang w:val="id_ID" w:bidi="id_ID"/>
+        </w:rPr>
+        <w:t xml:space="preserve"> karena nenek moyang mereka adalah Daud yang kampung halamannya berada </w:t>
+      </w:r>
+      <w:r>
+        <w:rPr>
+          <w:b/>
+          <w:lang w:val="id_ID" w:bidi="id_ID"/>
+        </w:rPr>
+        <w:t>Betlehem</w:t>
+      </w:r>
+      <w:r>
+        <w:rPr>
+          <w:lang w:val="id_ID" w:bidi="id_ID"/>
+        </w:rPr>
+        <w:t>.</w:t>
+      </w:r>
+    </w:p>
+    <w:p>
+      <w:pPr>
+        <w:pStyle w:val="ListBullet"/>
+        <w:spacing w:line="240" w:lineRule="auto"/>
+        <w:ind w:left="720"/>
+      </w:pPr>
+      <w:r>
+        <w:rPr>
+          <w:lang w:val="id_ID" w:bidi="id_ID"/>
+        </w:rPr>
+      </w:r>
+      <w:r>
+        <w:rPr>
+          <w:b/>
+          <w:lang w:val="id_ID" w:bidi="id_ID"/>
+        </w:rPr>
+        <w:t>23:6</w:t>
+      </w:r>
+      <w:r>
+        <w:rPr>
+          <w:lang w:val="id_ID" w:bidi="id_ID"/>
+        </w:rPr>
+        <w:t xml:space="preserve"> “Mesias, Sang Guru, telah lahir di </w:t>
+      </w:r>
+      <w:r>
+        <w:rPr>
+          <w:b/>
+          <w:lang w:val="id_ID" w:bidi="id_ID"/>
+        </w:rPr>
+        <w:t>Betlehem</w:t>
+      </w:r>
+      <w:r>
+        <w:rPr>
+          <w:lang w:val="id_ID" w:bidi="id_ID"/>
+        </w:rPr>
+        <w:t>!”</w:t>
+      </w:r>
+    </w:p>
+    <w:p>
+      <w:pPr>
+        <w:pStyle w:val="Heading3"/>
+      </w:pPr>
+      <w:r>
+        <w:rPr>
+          <w:lang w:val="id_ID" w:bidi="id_ID"/>
+        </w:rPr>
+        <w:t>Data Kata:</w:t>
+      </w:r>
+    </w:p>
+    <w:p>
+      <w:pPr>
+        <w:pStyle w:val="ListBullet"/>
+        <w:spacing w:line="240" w:lineRule="auto"/>
+        <w:ind w:left="720"/>
+      </w:pPr>
+      <w:r>
+        <w:rPr>
+          <w:lang w:val="id_ID" w:bidi="id_ID"/>
+        </w:rPr>
+      </w:r>
+      <w:r>
+        <w:rPr>
+          <w:lang w:val="id_ID" w:bidi="id_ID"/>
+        </w:rPr>
+        <w:t>Strong’s: H0376, H0672, H1035, G09650</w:t>
+      </w:r>
+      <w:r>
+        <w:rPr>
+          <w:lang w:val="id_ID" w:bidi="id_ID"/>
+        </w:rPr>
+      </w:r>
+      <w:r>
+        <w:rPr>
+          <w:lang w:val="id_ID" w:bidi="id_ID"/>
+        </w:rPr>
+      </w:r>
+    </w:p>
+    <w:p>
+      <w:pPr/>
+      <w:r>
+        <w:rPr>
+          <w:lang w:val="id_ID" w:bidi="id_ID"/>
+        </w:rPr>
+      </w:r>
+    </w:p>
+    <w:p>
+      <w:pPr>
+        <w:pStyle w:val="Heading2"/>
+      </w:pPr>
+      <w:r>
+        <w:rPr>
+          <w:lang w:val="id_ID" w:bidi="id_ID"/>
+        </w:rPr>
         <w:t>Bet-Semes</w:t>
       </w:r>
       <w:r>
@@ -21919,7 +23152,7 @@
           <w:lang w:val="id_ID" w:bidi="id_ID"/>
         </w:rPr>
       </w:r>
-      <w:hyperlink r:id="rId198">
+      <w:hyperlink r:id="rId212">
         <w:r>
           <w:rPr>
             <w:lang w:val="id_ID" w:bidi="id_ID"/>
@@ -21943,7 +23176,7 @@
           <w:lang w:val="id_ID" w:bidi="id_ID"/>
         </w:rPr>
       </w:r>
-      <w:hyperlink r:id="rId199">
+      <w:hyperlink r:id="rId213">
         <w:r>
           <w:rPr>
             <w:lang w:val="id_ID" w:bidi="id_ID"/>
@@ -21983,1239 +23216,6 @@
           <w:lang w:val="id_ID" w:bidi="id_ID"/>
         </w:rPr>
         <w:t>Strong’s: H1053</w:t>
-      </w:r>
-      <w:r>
-        <w:rPr>
-          <w:lang w:val="id_ID" w:bidi="id_ID"/>
-        </w:rPr>
-      </w:r>
-      <w:r>
-        <w:rPr>
-          <w:lang w:val="id_ID" w:bidi="id_ID"/>
-        </w:rPr>
-      </w:r>
-    </w:p>
-    <w:p>
-      <w:pPr/>
-      <w:r>
-        <w:rPr>
-          <w:lang w:val="id_ID" w:bidi="id_ID"/>
-        </w:rPr>
-      </w:r>
-    </w:p>
-    <w:p>
-      <w:pPr>
-        <w:pStyle w:val="Heading2"/>
-      </w:pPr>
-      <w:r>
-        <w:rPr>
-          <w:lang w:val="id_ID" w:bidi="id_ID"/>
-        </w:rPr>
-        <w:t>Betania</w:t>
-      </w:r>
-      <w:r>
-        <w:rPr>
-          <w:lang w:val="id_ID" w:bidi="id_ID"/>
-        </w:rPr>
-      </w:r>
-    </w:p>
-    <w:p>
-      <w:pPr>
-        <w:pStyle w:val="Heading3"/>
-      </w:pPr>
-      <w:r>
-        <w:rPr>
-          <w:lang w:val="id_ID" w:bidi="id_ID"/>
-        </w:rPr>
-        <w:t>Fakta-faktas:</w:t>
-      </w:r>
-    </w:p>
-    <w:p>
-      <w:pPr/>
-      <w:r>
-        <w:rPr>
-          <w:lang w:val="id_ID" w:bidi="id_ID"/>
-        </w:rPr>
-      </w:r>
-      <w:r>
-        <w:rPr>
-          <w:lang w:val="id_ID" w:bidi="id_ID"/>
-        </w:rPr>
-        <w:t>Kota Betania terletak di kaki lereng timur Bukit Zaitun, sekitar 2 mil sebelah timur Yerusalem.</w:t>
-      </w:r>
-    </w:p>
-    <w:p>
-      <w:pPr>
-        <w:pStyle w:val="ListBullet"/>
-        <w:spacing w:line="240" w:lineRule="auto"/>
-        <w:ind w:left="720"/>
-      </w:pPr>
-      <w:r>
-        <w:rPr>
-          <w:lang w:val="id_ID" w:bidi="id_ID"/>
-        </w:rPr>
-      </w:r>
-      <w:r>
-        <w:rPr>
-          <w:lang w:val="id_ID" w:bidi="id_ID"/>
-        </w:rPr>
-        <w:t>Betania terletak di dekat jalan antara Yerusalem dan Yerikho.</w:t>
-      </w:r>
-    </w:p>
-    <w:p>
-      <w:pPr>
-        <w:pStyle w:val="ListBullet"/>
-        <w:spacing w:line="240" w:lineRule="auto"/>
-        <w:ind w:left="720"/>
-      </w:pPr>
-      <w:r>
-        <w:rPr>
-          <w:lang w:val="id_ID" w:bidi="id_ID"/>
-        </w:rPr>
-      </w:r>
-      <w:r>
-        <w:rPr>
-          <w:lang w:val="id_ID" w:bidi="id_ID"/>
-        </w:rPr>
-        <w:t>Yesus sering mengunjungi Betania tempat tinggal teman dekatnya Lazarus, Marta, dan Maria.</w:t>
-      </w:r>
-    </w:p>
-    <w:p>
-      <w:pPr>
-        <w:pStyle w:val="ListBullet"/>
-        <w:spacing w:line="240" w:lineRule="auto"/>
-        <w:ind w:left="720"/>
-      </w:pPr>
-      <w:r>
-        <w:rPr>
-          <w:lang w:val="id_ID" w:bidi="id_ID"/>
-        </w:rPr>
-      </w:r>
-      <w:r>
-        <w:rPr>
-          <w:lang w:val="id_ID" w:bidi="id_ID"/>
-        </w:rPr>
-        <w:t>Betania khususnya dikenal sebagai tempat Yesus membangkitkan Lazarus dari kematian.</w:t>
-      </w:r>
-    </w:p>
-    <w:p>
-      <w:pPr/>
-      <w:r>
-        <w:rPr>
-          <w:lang w:val="id_ID" w:bidi="id_ID"/>
-        </w:rPr>
-      </w:r>
-      <w:r>
-        <w:rPr>
-          <w:lang w:val="id_ID" w:bidi="id_ID"/>
-        </w:rPr>
-        <w:t>(Saran Penerjemahan: Cara Menerjemahkan Nama)</w:t>
-      </w:r>
-    </w:p>
-    <w:p>
-      <w:pPr/>
-      <w:r>
-        <w:rPr>
-          <w:lang w:val="id_ID" w:bidi="id_ID"/>
-        </w:rPr>
-      </w:r>
-      <w:r>
-        <w:rPr>
-          <w:lang w:val="id_ID" w:bidi="id_ID"/>
-        </w:rPr>
-        <w:t xml:space="preserve">(Lihat juga: </w:t>
-      </w:r>
-      <w:r>
-        <w:rPr>
-          <w:lang w:val="id_ID" w:bidi="id_ID"/>
-        </w:rPr>
-        <w:t>Yerikho</w:t>
-      </w:r>
-      <w:r>
-        <w:rPr>
-          <w:lang w:val="id_ID" w:bidi="id_ID"/>
-        </w:rPr>
-        <w:t xml:space="preserve">, </w:t>
-      </w:r>
-      <w:r>
-        <w:rPr>
-          <w:lang w:val="id_ID" w:bidi="id_ID"/>
-        </w:rPr>
-        <w:t>Yerusalem</w:t>
-      </w:r>
-      <w:r>
-        <w:rPr>
-          <w:lang w:val="id_ID" w:bidi="id_ID"/>
-        </w:rPr>
-        <w:t xml:space="preserve">, </w:t>
-      </w:r>
-      <w:r>
-        <w:rPr>
-          <w:lang w:val="id_ID" w:bidi="id_ID"/>
-        </w:rPr>
-        <w:t>Lazarus</w:t>
-      </w:r>
-      <w:r>
-        <w:rPr>
-          <w:lang w:val="id_ID" w:bidi="id_ID"/>
-        </w:rPr>
-        <w:t xml:space="preserve">, </w:t>
-      </w:r>
-      <w:r>
-        <w:rPr>
-          <w:lang w:val="id_ID" w:bidi="id_ID"/>
-        </w:rPr>
-        <w:t>Marta</w:t>
-      </w:r>
-      <w:r>
-        <w:rPr>
-          <w:lang w:val="id_ID" w:bidi="id_ID"/>
-        </w:rPr>
-        <w:t xml:space="preserve">, </w:t>
-      </w:r>
-      <w:r>
-        <w:rPr>
-          <w:lang w:val="id_ID" w:bidi="id_ID"/>
-        </w:rPr>
-        <w:t>Maria (saudara Marta)</w:t>
-      </w:r>
-      <w:r>
-        <w:rPr>
-          <w:lang w:val="id_ID" w:bidi="id_ID"/>
-        </w:rPr>
-        <w:t xml:space="preserve">, </w:t>
-      </w:r>
-      <w:r>
-        <w:rPr>
-          <w:lang w:val="id_ID" w:bidi="id_ID"/>
-        </w:rPr>
-        <w:t>Bukit Zaitun</w:t>
-      </w:r>
-      <w:r>
-        <w:rPr>
-          <w:lang w:val="id_ID" w:bidi="id_ID"/>
-        </w:rPr>
-        <w:t>)</w:t>
-      </w:r>
-    </w:p>
-    <w:p>
-      <w:pPr>
-        <w:pStyle w:val="Heading3"/>
-      </w:pPr>
-      <w:r>
-        <w:rPr>
-          <w:lang w:val="id_ID" w:bidi="id_ID"/>
-        </w:rPr>
-        <w:t>Referensi Alkitab:</w:t>
-      </w:r>
-    </w:p>
-    <w:p>
-      <w:pPr>
-        <w:pStyle w:val="ListBullet"/>
-        <w:spacing w:line="240" w:lineRule="auto"/>
-        <w:ind w:left="720"/>
-      </w:pPr>
-      <w:r>
-        <w:rPr>
-          <w:lang w:val="id_ID" w:bidi="id_ID"/>
-        </w:rPr>
-      </w:r>
-      <w:hyperlink r:id="rId200">
-        <w:r>
-          <w:rPr>
-            <w:lang w:val="id_ID" w:bidi="id_ID"/>
-          </w:rPr>
-          <w:rPr>
-            <w:color w:val="0000EE"/>
-            <w:u w:val="single"/>
-          </w:rPr>
-          <w:t>Yohanes 1:26–28</w:t>
-        </w:r>
-      </w:hyperlink>
-    </w:p>
-    <w:p>
-      <w:pPr>
-        <w:pStyle w:val="ListBullet"/>
-        <w:spacing w:line="240" w:lineRule="auto"/>
-        <w:ind w:left="720"/>
-      </w:pPr>
-      <w:r>
-        <w:rPr>
-          <w:lang w:val="id_ID" w:bidi="id_ID"/>
-        </w:rPr>
-      </w:r>
-      <w:hyperlink r:id="rId201">
-        <w:r>
-          <w:rPr>
-            <w:lang w:val="id_ID" w:bidi="id_ID"/>
-          </w:rPr>
-          <w:rPr>
-            <w:color w:val="0000EE"/>
-            <w:u w:val="single"/>
-          </w:rPr>
-          <w:t>Lukas 24:50–51</w:t>
-        </w:r>
-      </w:hyperlink>
-    </w:p>
-    <w:p>
-      <w:pPr>
-        <w:pStyle w:val="ListBullet"/>
-        <w:spacing w:line="240" w:lineRule="auto"/>
-        <w:ind w:left="720"/>
-      </w:pPr>
-      <w:r>
-        <w:rPr>
-          <w:lang w:val="id_ID" w:bidi="id_ID"/>
-        </w:rPr>
-      </w:r>
-      <w:hyperlink r:id="rId202">
-        <w:r>
-          <w:rPr>
-            <w:lang w:val="id_ID" w:bidi="id_ID"/>
-          </w:rPr>
-          <w:rPr>
-            <w:color w:val="0000EE"/>
-            <w:u w:val="single"/>
-          </w:rPr>
-          <w:t>Markus 11:1</w:t>
-        </w:r>
-      </w:hyperlink>
-    </w:p>
-    <w:p>
-      <w:pPr>
-        <w:pStyle w:val="ListBullet"/>
-        <w:spacing w:line="240" w:lineRule="auto"/>
-        <w:ind w:left="720"/>
-      </w:pPr>
-      <w:r>
-        <w:rPr>
-          <w:lang w:val="id_ID" w:bidi="id_ID"/>
-        </w:rPr>
-      </w:r>
-      <w:hyperlink r:id="rId203">
-        <w:r>
-          <w:rPr>
-            <w:lang w:val="id_ID" w:bidi="id_ID"/>
-          </w:rPr>
-          <w:rPr>
-            <w:color w:val="0000EE"/>
-            <w:u w:val="single"/>
-          </w:rPr>
-          <w:t>Matius 21:15–17</w:t>
-        </w:r>
-      </w:hyperlink>
-    </w:p>
-    <w:p>
-      <w:pPr>
-        <w:pStyle w:val="Heading3"/>
-      </w:pPr>
-      <w:r>
-        <w:rPr>
-          <w:lang w:val="id_ID" w:bidi="id_ID"/>
-        </w:rPr>
-        <w:t>Data Kata:</w:t>
-      </w:r>
-    </w:p>
-    <w:p>
-      <w:pPr>
-        <w:pStyle w:val="ListBullet"/>
-        <w:spacing w:line="240" w:lineRule="auto"/>
-        <w:ind w:left="720"/>
-      </w:pPr>
-      <w:r>
-        <w:rPr>
-          <w:lang w:val="id_ID" w:bidi="id_ID"/>
-        </w:rPr>
-      </w:r>
-      <w:r>
-        <w:rPr>
-          <w:lang w:val="id_ID" w:bidi="id_ID"/>
-        </w:rPr>
-        <w:t>Strong’s: G09630</w:t>
-      </w:r>
-      <w:r>
-        <w:rPr>
-          <w:lang w:val="id_ID" w:bidi="id_ID"/>
-        </w:rPr>
-      </w:r>
-      <w:r>
-        <w:rPr>
-          <w:lang w:val="id_ID" w:bidi="id_ID"/>
-        </w:rPr>
-      </w:r>
-    </w:p>
-    <w:p>
-      <w:pPr/>
-      <w:r>
-        <w:rPr>
-          <w:lang w:val="id_ID" w:bidi="id_ID"/>
-        </w:rPr>
-      </w:r>
-    </w:p>
-    <w:p>
-      <w:pPr>
-        <w:pStyle w:val="Heading2"/>
-      </w:pPr>
-      <w:r>
-        <w:rPr>
-          <w:lang w:val="id_ID" w:bidi="id_ID"/>
-        </w:rPr>
-        <w:t>Betel</w:t>
-      </w:r>
-      <w:r>
-        <w:rPr>
-          <w:lang w:val="id_ID" w:bidi="id_ID"/>
-        </w:rPr>
-      </w:r>
-    </w:p>
-    <w:p>
-      <w:pPr>
-        <w:pStyle w:val="Heading3"/>
-      </w:pPr>
-      <w:r>
-        <w:rPr>
-          <w:lang w:val="id_ID" w:bidi="id_ID"/>
-        </w:rPr>
-        <w:t>Fakta-fakta:</w:t>
-      </w:r>
-    </w:p>
-    <w:p>
-      <w:pPr/>
-      <w:r>
-        <w:rPr>
-          <w:lang w:val="id_ID" w:bidi="id_ID"/>
-        </w:rPr>
-      </w:r>
-      <w:r>
-        <w:rPr>
-          <w:lang w:val="id_ID" w:bidi="id_ID"/>
-        </w:rPr>
-        <w:t>Betel adalah sebuah kota yang terletak di utara Yerusalem di tanah Kanaan. Sebelumnya disebut “Luz.”</w:t>
-      </w:r>
-    </w:p>
-    <w:p>
-      <w:pPr>
-        <w:pStyle w:val="ListBullet"/>
-        <w:spacing w:line="240" w:lineRule="auto"/>
-        <w:ind w:left="720"/>
-      </w:pPr>
-      <w:r>
-        <w:rPr>
-          <w:lang w:val="id_ID" w:bidi="id_ID"/>
-        </w:rPr>
-      </w:r>
-      <w:r>
-        <w:rPr>
-          <w:lang w:val="id_ID" w:bidi="id_ID"/>
-        </w:rPr>
-        <w:t>Setelah menerima janji Tuhan untuk pertama kalinya, Abram (Abraham) membangun mezbah Tuhan di dekat Betel. Nama kota sebenarnya pada waktu itu belum bernama Betel, tetapi biasanya disebut dengan “Betel”, nama yang lebih dikenal.</w:t>
-      </w:r>
-    </w:p>
-    <w:p>
-      <w:pPr>
-        <w:pStyle w:val="ListBullet"/>
-        <w:spacing w:line="240" w:lineRule="auto"/>
-        <w:ind w:left="720"/>
-      </w:pPr>
-      <w:r>
-        <w:rPr>
-          <w:lang w:val="id_ID" w:bidi="id_ID"/>
-        </w:rPr>
-      </w:r>
-      <w:r>
-        <w:rPr>
-          <w:lang w:val="id_ID" w:bidi="id_ID"/>
-        </w:rPr>
-        <w:t>Ketika melarikan diri dari saudaranya Esau, Yakub bermalam di dekat kota ini dan tidur di luar rumah di atas tanah di sana. Saat ia sedang tidur, ia bermimpi melihat bidadari sedang naik turun tangga menuju surga.</w:t>
-      </w:r>
-    </w:p>
-    <w:p>
-      <w:pPr>
-        <w:pStyle w:val="ListBullet"/>
-        <w:spacing w:line="240" w:lineRule="auto"/>
-        <w:ind w:left="720"/>
-      </w:pPr>
-      <w:r>
-        <w:rPr>
-          <w:lang w:val="id_ID" w:bidi="id_ID"/>
-        </w:rPr>
-      </w:r>
-      <w:r>
-        <w:rPr>
-          <w:lang w:val="id_ID" w:bidi="id_ID"/>
-        </w:rPr>
-        <w:t>Kota ini baru diberi nama “Betel” setelah Yakub menamakannya demikian. Untuk memperjelas hal ini, beberapa terjemahan mungkin menerjemahkannya sebagai “Luz (kemudian disebut Betel)” dalam ayat-ayat tentang Abraham, serta ketika Yakub pertama kali tiba di sana (sebelum dia mengubah namanya).</w:t>
-      </w:r>
-    </w:p>
-    <w:p>
-      <w:pPr>
-        <w:pStyle w:val="ListBullet"/>
-        <w:spacing w:line="240" w:lineRule="auto"/>
-        <w:ind w:left="720"/>
-      </w:pPr>
-      <w:r>
-        <w:rPr>
-          <w:lang w:val="id_ID" w:bidi="id_ID"/>
-        </w:rPr>
-      </w:r>
-      <w:r>
-        <w:rPr>
-          <w:lang w:val="id_ID" w:bidi="id_ID"/>
-        </w:rPr>
-        <w:t>Betel sering disebutkan dalam Perjanjian Lama dan merupakan tempat terjadinya banyak peristiwa penting.</w:t>
-      </w:r>
-    </w:p>
-    <w:p>
-      <w:pPr/>
-      <w:r>
-        <w:rPr>
-          <w:lang w:val="id_ID" w:bidi="id_ID"/>
-        </w:rPr>
-      </w:r>
-      <w:r>
-        <w:rPr>
-          <w:lang w:val="id_ID" w:bidi="id_ID"/>
-        </w:rPr>
-        <w:t>(Saran Pnerjemahan: Cara Menerjemahkan Nama)</w:t>
-      </w:r>
-    </w:p>
-    <w:p>
-      <w:pPr/>
-      <w:r>
-        <w:rPr>
-          <w:lang w:val="id_ID" w:bidi="id_ID"/>
-        </w:rPr>
-      </w:r>
-      <w:r>
-        <w:rPr>
-          <w:lang w:val="id_ID" w:bidi="id_ID"/>
-        </w:rPr>
-        <w:t xml:space="preserve">(Lihat juga: </w:t>
-      </w:r>
-      <w:r>
-        <w:rPr>
-          <w:lang w:val="id_ID" w:bidi="id_ID"/>
-        </w:rPr>
-        <w:t>Abraham</w:t>
-      </w:r>
-      <w:r>
-        <w:rPr>
-          <w:lang w:val="id_ID" w:bidi="id_ID"/>
-        </w:rPr>
-        <w:t xml:space="preserve">, </w:t>
-      </w:r>
-      <w:r>
-        <w:rPr>
-          <w:lang w:val="id_ID" w:bidi="id_ID"/>
-        </w:rPr>
-        <w:t>altar</w:t>
-      </w:r>
-      <w:r>
-        <w:rPr>
-          <w:lang w:val="id_ID" w:bidi="id_ID"/>
-        </w:rPr>
-        <w:t xml:space="preserve">, </w:t>
-      </w:r>
-      <w:r>
-        <w:rPr>
-          <w:lang w:val="id_ID" w:bidi="id_ID"/>
-        </w:rPr>
-        <w:t>Yakub</w:t>
-      </w:r>
-      <w:r>
-        <w:rPr>
-          <w:lang w:val="id_ID" w:bidi="id_ID"/>
-        </w:rPr>
-        <w:t xml:space="preserve">, </w:t>
-      </w:r>
-      <w:r>
-        <w:rPr>
-          <w:lang w:val="id_ID" w:bidi="id_ID"/>
-        </w:rPr>
-        <w:t>Yerusalem</w:t>
-      </w:r>
-      <w:r>
-        <w:rPr>
-          <w:lang w:val="id_ID" w:bidi="id_ID"/>
-        </w:rPr>
-        <w:t>)</w:t>
-      </w:r>
-    </w:p>
-    <w:p>
-      <w:pPr>
-        <w:pStyle w:val="Heading3"/>
-      </w:pPr>
-      <w:r>
-        <w:rPr>
-          <w:lang w:val="id_ID" w:bidi="id_ID"/>
-        </w:rPr>
-        <w:t>Referensi Alkitab:</w:t>
-      </w:r>
-    </w:p>
-    <w:p>
-      <w:pPr>
-        <w:pStyle w:val="ListBullet"/>
-        <w:spacing w:line="240" w:lineRule="auto"/>
-        <w:ind w:left="720"/>
-      </w:pPr>
-      <w:r>
-        <w:rPr>
-          <w:lang w:val="id_ID" w:bidi="id_ID"/>
-        </w:rPr>
-      </w:r>
-      <w:hyperlink r:id="rId204">
-        <w:r>
-          <w:rPr>
-            <w:lang w:val="id_ID" w:bidi="id_ID"/>
-          </w:rPr>
-          <w:rPr>
-            <w:color w:val="0000EE"/>
-            <w:u w:val="single"/>
-          </w:rPr>
-          <w:t>Kejadian 12:8–9</w:t>
-        </w:r>
-      </w:hyperlink>
-    </w:p>
-    <w:p>
-      <w:pPr>
-        <w:pStyle w:val="ListBullet"/>
-        <w:spacing w:line="240" w:lineRule="auto"/>
-        <w:ind w:left="720"/>
-      </w:pPr>
-      <w:r>
-        <w:rPr>
-          <w:lang w:val="id_ID" w:bidi="id_ID"/>
-        </w:rPr>
-      </w:r>
-      <w:hyperlink r:id="rId205">
-        <w:r>
-          <w:rPr>
-            <w:lang w:val="id_ID" w:bidi="id_ID"/>
-          </w:rPr>
-          <w:rPr>
-            <w:color w:val="0000EE"/>
-            <w:u w:val="single"/>
-          </w:rPr>
-          <w:t>Kejadian 35:1</w:t>
-        </w:r>
-      </w:hyperlink>
-    </w:p>
-    <w:p>
-      <w:pPr>
-        <w:pStyle w:val="ListBullet"/>
-        <w:spacing w:line="240" w:lineRule="auto"/>
-        <w:ind w:left="720"/>
-      </w:pPr>
-      <w:r>
-        <w:rPr>
-          <w:lang w:val="id_ID" w:bidi="id_ID"/>
-        </w:rPr>
-      </w:r>
-      <w:hyperlink r:id="rId206">
-        <w:r>
-          <w:rPr>
-            <w:lang w:val="id_ID" w:bidi="id_ID"/>
-          </w:rPr>
-          <w:rPr>
-            <w:color w:val="0000EE"/>
-            <w:u w:val="single"/>
-          </w:rPr>
-          <w:t>Hosea 10:15</w:t>
-        </w:r>
-      </w:hyperlink>
-    </w:p>
-    <w:p>
-      <w:pPr>
-        <w:pStyle w:val="ListBullet"/>
-        <w:spacing w:line="240" w:lineRule="auto"/>
-        <w:ind w:left="720"/>
-      </w:pPr>
-      <w:r>
-        <w:rPr>
-          <w:lang w:val="id_ID" w:bidi="id_ID"/>
-        </w:rPr>
-      </w:r>
-      <w:hyperlink r:id="rId207">
-        <w:r>
-          <w:rPr>
-            <w:lang w:val="id_ID" w:bidi="id_ID"/>
-          </w:rPr>
-          <w:rPr>
-            <w:color w:val="0000EE"/>
-            <w:u w:val="single"/>
-          </w:rPr>
-          <w:t>Hakim-hakim 1:23</w:t>
-        </w:r>
-      </w:hyperlink>
-    </w:p>
-    <w:p>
-      <w:pPr>
-        <w:pStyle w:val="Heading3"/>
-      </w:pPr>
-      <w:r>
-        <w:rPr>
-          <w:lang w:val="id_ID" w:bidi="id_ID"/>
-        </w:rPr>
-        <w:t>Data Kata:</w:t>
-      </w:r>
-    </w:p>
-    <w:p>
-      <w:pPr>
-        <w:pStyle w:val="ListBullet"/>
-        <w:spacing w:line="240" w:lineRule="auto"/>
-        <w:ind w:left="720"/>
-      </w:pPr>
-      <w:r>
-        <w:rPr>
-          <w:lang w:val="id_ID" w:bidi="id_ID"/>
-        </w:rPr>
-      </w:r>
-      <w:r>
-        <w:rPr>
-          <w:lang w:val="id_ID" w:bidi="id_ID"/>
-        </w:rPr>
-        <w:t>Strong’s: H1008</w:t>
-      </w:r>
-      <w:r>
-        <w:rPr>
-          <w:lang w:val="id_ID" w:bidi="id_ID"/>
-        </w:rPr>
-      </w:r>
-      <w:r>
-        <w:rPr>
-          <w:lang w:val="id_ID" w:bidi="id_ID"/>
-        </w:rPr>
-      </w:r>
-    </w:p>
-    <w:p>
-      <w:pPr/>
-      <w:r>
-        <w:rPr>
-          <w:lang w:val="id_ID" w:bidi="id_ID"/>
-        </w:rPr>
-      </w:r>
-    </w:p>
-    <w:p>
-      <w:pPr>
-        <w:pStyle w:val="Heading2"/>
-      </w:pPr>
-      <w:r>
-        <w:rPr>
-          <w:lang w:val="id_ID" w:bidi="id_ID"/>
-        </w:rPr>
-        <w:t>Betlehem</w:t>
-      </w:r>
-      <w:r>
-        <w:rPr>
-          <w:lang w:val="id_ID" w:bidi="id_ID"/>
-        </w:rPr>
-      </w:r>
-    </w:p>
-    <w:p>
-      <w:pPr>
-        <w:pStyle w:val="Heading3"/>
-      </w:pPr>
-      <w:r>
-        <w:rPr>
-          <w:lang w:val="id_ID" w:bidi="id_ID"/>
-        </w:rPr>
-        <w:t>Fakta-fakta:</w:t>
-      </w:r>
-    </w:p>
-    <w:p>
-      <w:pPr/>
-      <w:r>
-        <w:rPr>
-          <w:lang w:val="id_ID" w:bidi="id_ID"/>
-        </w:rPr>
-      </w:r>
-      <w:r>
-        <w:rPr>
-          <w:lang w:val="id_ID" w:bidi="id_ID"/>
-        </w:rPr>
-        <w:t>Betlehem adalah sebuah kota kecil di tanah Israel, dekat kota Yerusalem. Kota ini juga dikenal sebagai “Efrata”, yang mungkin merupakan nama aslinya.</w:t>
-      </w:r>
-    </w:p>
-    <w:p>
-      <w:pPr>
-        <w:pStyle w:val="ListBullet"/>
-        <w:spacing w:line="240" w:lineRule="auto"/>
-        <w:ind w:left="720"/>
-      </w:pPr>
-      <w:r>
-        <w:rPr>
-          <w:lang w:val="id_ID" w:bidi="id_ID"/>
-        </w:rPr>
-      </w:r>
-      <w:r>
-        <w:rPr>
-          <w:lang w:val="id_ID" w:bidi="id_ID"/>
-        </w:rPr>
-        <w:t>Betlehem disebut sebagai “kota Daud” sejak Raja Daud lahir di sana.</w:t>
-      </w:r>
-    </w:p>
-    <w:p>
-      <w:pPr>
-        <w:pStyle w:val="ListBullet"/>
-        <w:spacing w:line="240" w:lineRule="auto"/>
-        <w:ind w:left="720"/>
-      </w:pPr>
-      <w:r>
-        <w:rPr>
-          <w:lang w:val="id_ID" w:bidi="id_ID"/>
-        </w:rPr>
-      </w:r>
-      <w:r>
-        <w:rPr>
-          <w:lang w:val="id_ID" w:bidi="id_ID"/>
-        </w:rPr>
-        <w:t>Nabi Mikha berkata bahwa Mesias akan datang dari “Betlehem Efrata”.</w:t>
-      </w:r>
-    </w:p>
-    <w:p>
-      <w:pPr>
-        <w:pStyle w:val="ListBullet"/>
-        <w:spacing w:line="240" w:lineRule="auto"/>
-        <w:ind w:left="720"/>
-      </w:pPr>
-      <w:r>
-        <w:rPr>
-          <w:lang w:val="id_ID" w:bidi="id_ID"/>
-        </w:rPr>
-      </w:r>
-      <w:r>
-        <w:rPr>
-          <w:lang w:val="id_ID" w:bidi="id_ID"/>
-        </w:rPr>
-        <w:t>Menggenapi nubuatan itu, Yesus lahir di Betlehem, beberapa tahun kemudian.</w:t>
-      </w:r>
-    </w:p>
-    <w:p>
-      <w:pPr>
-        <w:pStyle w:val="ListBullet"/>
-        <w:spacing w:line="240" w:lineRule="auto"/>
-        <w:ind w:left="720"/>
-      </w:pPr>
-      <w:r>
-        <w:rPr>
-          <w:lang w:val="id_ID" w:bidi="id_ID"/>
-        </w:rPr>
-      </w:r>
-      <w:r>
-        <w:rPr>
-          <w:lang w:val="id_ID" w:bidi="id_ID"/>
-        </w:rPr>
-        <w:t>Nama “Betlehem” berarti “rumah roti” atau “rumah makanan.”</w:t>
-      </w:r>
-    </w:p>
-    <w:p>
-      <w:pPr/>
-      <w:r>
-        <w:rPr>
-          <w:lang w:val="id_ID" w:bidi="id_ID"/>
-        </w:rPr>
-      </w:r>
-      <w:r>
-        <w:rPr>
-          <w:lang w:val="id_ID" w:bidi="id_ID"/>
-        </w:rPr>
-        <w:t xml:space="preserve">(Lihat juga: </w:t>
-      </w:r>
-      <w:r>
-        <w:rPr>
-          <w:lang w:val="id_ID" w:bidi="id_ID"/>
-        </w:rPr>
-        <w:t>Kaleb</w:t>
-      </w:r>
-      <w:r>
-        <w:rPr>
-          <w:lang w:val="id_ID" w:bidi="id_ID"/>
-        </w:rPr>
-        <w:t xml:space="preserve">, </w:t>
-      </w:r>
-      <w:r>
-        <w:rPr>
-          <w:lang w:val="id_ID" w:bidi="id_ID"/>
-        </w:rPr>
-        <w:t>Daud</w:t>
-      </w:r>
-      <w:r>
-        <w:rPr>
-          <w:lang w:val="id_ID" w:bidi="id_ID"/>
-        </w:rPr>
-        <w:t xml:space="preserve">, </w:t>
-      </w:r>
-      <w:r>
-        <w:rPr>
-          <w:lang w:val="id_ID" w:bidi="id_ID"/>
-        </w:rPr>
-        <w:t>Mikha</w:t>
-      </w:r>
-      <w:r>
-        <w:rPr>
-          <w:lang w:val="id_ID" w:bidi="id_ID"/>
-        </w:rPr>
-        <w:t>)</w:t>
-      </w:r>
-    </w:p>
-    <w:p>
-      <w:pPr>
-        <w:pStyle w:val="Heading3"/>
-      </w:pPr>
-      <w:r>
-        <w:rPr>
-          <w:lang w:val="id_ID" w:bidi="id_ID"/>
-        </w:rPr>
-        <w:t>Referensi Alkitab:</w:t>
-      </w:r>
-    </w:p>
-    <w:p>
-      <w:pPr>
-        <w:pStyle w:val="ListBullet"/>
-        <w:spacing w:line="240" w:lineRule="auto"/>
-        <w:ind w:left="720"/>
-      </w:pPr>
-      <w:r>
-        <w:rPr>
-          <w:lang w:val="id_ID" w:bidi="id_ID"/>
-        </w:rPr>
-      </w:r>
-      <w:hyperlink r:id="rId208">
-        <w:r>
-          <w:rPr>
-            <w:lang w:val="id_ID" w:bidi="id_ID"/>
-          </w:rPr>
-          <w:rPr>
-            <w:color w:val="0000EE"/>
-            <w:u w:val="single"/>
-          </w:rPr>
-          <w:t>Kejadian 35:16</w:t>
-        </w:r>
-      </w:hyperlink>
-    </w:p>
-    <w:p>
-      <w:pPr>
-        <w:pStyle w:val="ListBullet"/>
-        <w:spacing w:line="240" w:lineRule="auto"/>
-        <w:ind w:left="720"/>
-      </w:pPr>
-      <w:r>
-        <w:rPr>
-          <w:lang w:val="id_ID" w:bidi="id_ID"/>
-        </w:rPr>
-      </w:r>
-      <w:hyperlink r:id="rId209">
-        <w:r>
-          <w:rPr>
-            <w:lang w:val="id_ID" w:bidi="id_ID"/>
-          </w:rPr>
-          <w:rPr>
-            <w:color w:val="0000EE"/>
-            <w:u w:val="single"/>
-          </w:rPr>
-          <w:t>Yohanes 7:42</w:t>
-        </w:r>
-      </w:hyperlink>
-    </w:p>
-    <w:p>
-      <w:pPr>
-        <w:pStyle w:val="ListBullet"/>
-        <w:spacing w:line="240" w:lineRule="auto"/>
-        <w:ind w:left="720"/>
-      </w:pPr>
-      <w:r>
-        <w:rPr>
-          <w:lang w:val="id_ID" w:bidi="id_ID"/>
-        </w:rPr>
-      </w:r>
-      <w:hyperlink r:id="rId210">
-        <w:r>
-          <w:rPr>
-            <w:lang w:val="id_ID" w:bidi="id_ID"/>
-          </w:rPr>
-          <w:rPr>
-            <w:color w:val="0000EE"/>
-            <w:u w:val="single"/>
-          </w:rPr>
-          <w:t>Matius 2:6</w:t>
-        </w:r>
-      </w:hyperlink>
-    </w:p>
-    <w:p>
-      <w:pPr>
-        <w:pStyle w:val="ListBullet"/>
-        <w:spacing w:line="240" w:lineRule="auto"/>
-        <w:ind w:left="720"/>
-      </w:pPr>
-      <w:r>
-        <w:rPr>
-          <w:lang w:val="id_ID" w:bidi="id_ID"/>
-        </w:rPr>
-      </w:r>
-      <w:hyperlink r:id="rId211">
-        <w:r>
-          <w:rPr>
-            <w:lang w:val="id_ID" w:bidi="id_ID"/>
-          </w:rPr>
-          <w:rPr>
-            <w:color w:val="0000EE"/>
-            <w:u w:val="single"/>
-          </w:rPr>
-          <w:t>Matius 2:16</w:t>
-        </w:r>
-      </w:hyperlink>
-    </w:p>
-    <w:p>
-      <w:pPr>
-        <w:pStyle w:val="ListBullet"/>
-        <w:spacing w:line="240" w:lineRule="auto"/>
-        <w:ind w:left="720"/>
-      </w:pPr>
-      <w:r>
-        <w:rPr>
-          <w:lang w:val="id_ID" w:bidi="id_ID"/>
-        </w:rPr>
-      </w:r>
-      <w:hyperlink r:id="rId212">
-        <w:r>
-          <w:rPr>
-            <w:lang w:val="id_ID" w:bidi="id_ID"/>
-          </w:rPr>
-          <w:rPr>
-            <w:color w:val="0000EE"/>
-            <w:u w:val="single"/>
-          </w:rPr>
-          <w:t>Rut 1:2</w:t>
-        </w:r>
-      </w:hyperlink>
-    </w:p>
-    <w:p>
-      <w:pPr>
-        <w:pStyle w:val="ListBullet"/>
-        <w:spacing w:line="240" w:lineRule="auto"/>
-        <w:ind w:left="720"/>
-      </w:pPr>
-      <w:r>
-        <w:rPr>
-          <w:lang w:val="id_ID" w:bidi="id_ID"/>
-        </w:rPr>
-      </w:r>
-      <w:hyperlink r:id="rId213">
-        <w:r>
-          <w:rPr>
-            <w:lang w:val="id_ID" w:bidi="id_ID"/>
-          </w:rPr>
-          <w:rPr>
-            <w:color w:val="0000EE"/>
-            <w:u w:val="single"/>
-          </w:rPr>
-          <w:t>Rut 1:21</w:t>
-        </w:r>
-      </w:hyperlink>
-    </w:p>
-    <w:p>
-      <w:pPr>
-        <w:pStyle w:val="Heading3"/>
-      </w:pPr>
-      <w:r>
-        <w:rPr>
-          <w:lang w:val="id_ID" w:bidi="id_ID"/>
-        </w:rPr>
-        <w:t>Contoh dari Kisah Alkitab</w:t>
-      </w:r>
-    </w:p>
-    <w:p>
-      <w:pPr>
-        <w:pStyle w:val="ListBullet"/>
-        <w:spacing w:line="240" w:lineRule="auto"/>
-        <w:ind w:left="720"/>
-      </w:pPr>
-      <w:r>
-        <w:rPr>
-          <w:lang w:val="id_ID" w:bidi="id_ID"/>
-        </w:rPr>
-      </w:r>
-      <w:r>
-        <w:rPr>
-          <w:b/>
-          <w:lang w:val="id_ID" w:bidi="id_ID"/>
-        </w:rPr>
-        <w:t>17:2</w:t>
-      </w:r>
-      <w:r>
-        <w:rPr>
-          <w:lang w:val="id_ID" w:bidi="id_ID"/>
-        </w:rPr>
-        <w:t xml:space="preserve"> Daud adalah seorang gembala dari kota </w:t>
-      </w:r>
-      <w:r>
-        <w:rPr>
-          <w:b/>
-          <w:lang w:val="id_ID" w:bidi="id_ID"/>
-        </w:rPr>
-        <w:t>Betlehem</w:t>
-      </w:r>
-      <w:r>
-        <w:rPr>
-          <w:lang w:val="id_ID" w:bidi="id_ID"/>
-        </w:rPr>
-        <w:t>.</w:t>
-      </w:r>
-    </w:p>
-    <w:p>
-      <w:pPr>
-        <w:pStyle w:val="ListBullet"/>
-        <w:spacing w:line="240" w:lineRule="auto"/>
-        <w:ind w:left="720"/>
-      </w:pPr>
-      <w:r>
-        <w:rPr>
-          <w:lang w:val="id_ID" w:bidi="id_ID"/>
-        </w:rPr>
-      </w:r>
-      <w:r>
-        <w:rPr>
-          <w:b/>
-          <w:lang w:val="id_ID" w:bidi="id_ID"/>
-        </w:rPr>
-        <w:t>21:9</w:t>
-      </w:r>
-      <w:r>
-        <w:rPr>
-          <w:lang w:val="id_ID" w:bidi="id_ID"/>
-        </w:rPr>
-        <w:t xml:space="preserve"> Nabi Yesaya menubuatkan bahwa Mesias akan lahir dari seorang perawan. Nabi Mikha berkata bahwa dia akan dilahirkan di kota </w:t>
-      </w:r>
-      <w:r>
-        <w:rPr>
-          <w:b/>
-          <w:lang w:val="id_ID" w:bidi="id_ID"/>
-        </w:rPr>
-        <w:t>Betlehem</w:t>
-      </w:r>
-      <w:r>
-        <w:rPr>
-          <w:lang w:val="id_ID" w:bidi="id_ID"/>
-        </w:rPr>
-        <w:t>.</w:t>
-      </w:r>
-    </w:p>
-    <w:p>
-      <w:pPr>
-        <w:pStyle w:val="ListBullet"/>
-        <w:spacing w:line="240" w:lineRule="auto"/>
-        <w:ind w:left="720"/>
-      </w:pPr>
-      <w:r>
-        <w:rPr>
-          <w:lang w:val="id_ID" w:bidi="id_ID"/>
-        </w:rPr>
-      </w:r>
-      <w:r>
-        <w:rPr>
-          <w:b/>
-          <w:lang w:val="id_ID" w:bidi="id_ID"/>
-        </w:rPr>
-        <w:t>23:4</w:t>
-      </w:r>
-      <w:r>
-        <w:rPr>
-          <w:lang w:val="id_ID" w:bidi="id_ID"/>
-        </w:rPr>
-        <w:t xml:space="preserve"> Yusuf dan Maria harus menempuh perjalanan jauh dari tempat tinggal mereka di Nazareth ke </w:t>
-      </w:r>
-      <w:r>
-        <w:rPr>
-          <w:b/>
-          <w:lang w:val="id_ID" w:bidi="id_ID"/>
-        </w:rPr>
-        <w:t>Betlehem</w:t>
-      </w:r>
-      <w:r>
-        <w:rPr>
-          <w:lang w:val="id_ID" w:bidi="id_ID"/>
-        </w:rPr>
-        <w:t xml:space="preserve"> karena nenek moyang mereka adalah Daud yang kampung halamannya berada </w:t>
-      </w:r>
-      <w:r>
-        <w:rPr>
-          <w:b/>
-          <w:lang w:val="id_ID" w:bidi="id_ID"/>
-        </w:rPr>
-        <w:t>Betlehem</w:t>
-      </w:r>
-      <w:r>
-        <w:rPr>
-          <w:lang w:val="id_ID" w:bidi="id_ID"/>
-        </w:rPr>
-        <w:t>.</w:t>
-      </w:r>
-    </w:p>
-    <w:p>
-      <w:pPr>
-        <w:pStyle w:val="ListBullet"/>
-        <w:spacing w:line="240" w:lineRule="auto"/>
-        <w:ind w:left="720"/>
-      </w:pPr>
-      <w:r>
-        <w:rPr>
-          <w:lang w:val="id_ID" w:bidi="id_ID"/>
-        </w:rPr>
-      </w:r>
-      <w:r>
-        <w:rPr>
-          <w:b/>
-          <w:lang w:val="id_ID" w:bidi="id_ID"/>
-        </w:rPr>
-        <w:t>23:6</w:t>
-      </w:r>
-      <w:r>
-        <w:rPr>
-          <w:lang w:val="id_ID" w:bidi="id_ID"/>
-        </w:rPr>
-        <w:t xml:space="preserve"> “Mesias, Sang Guru, telah lahir di </w:t>
-      </w:r>
-      <w:r>
-        <w:rPr>
-          <w:b/>
-          <w:lang w:val="id_ID" w:bidi="id_ID"/>
-        </w:rPr>
-        <w:t>Betlehem</w:t>
-      </w:r>
-      <w:r>
-        <w:rPr>
-          <w:lang w:val="id_ID" w:bidi="id_ID"/>
-        </w:rPr>
-        <w:t>!”</w:t>
-      </w:r>
-    </w:p>
-    <w:p>
-      <w:pPr>
-        <w:pStyle w:val="Heading3"/>
-      </w:pPr>
-      <w:r>
-        <w:rPr>
-          <w:lang w:val="id_ID" w:bidi="id_ID"/>
-        </w:rPr>
-        <w:t>Data Kata:</w:t>
-      </w:r>
-    </w:p>
-    <w:p>
-      <w:pPr>
-        <w:pStyle w:val="ListBullet"/>
-        <w:spacing w:line="240" w:lineRule="auto"/>
-        <w:ind w:left="720"/>
-      </w:pPr>
-      <w:r>
-        <w:rPr>
-          <w:lang w:val="id_ID" w:bidi="id_ID"/>
-        </w:rPr>
-      </w:r>
-      <w:r>
-        <w:rPr>
-          <w:lang w:val="id_ID" w:bidi="id_ID"/>
-        </w:rPr>
-        <w:t>Strong’s: H0376, H0672, H1035, G09650</w:t>
       </w:r>
       <w:r>
         <w:rPr>
